--- a/IRF FORM.docx
+++ b/IRF FORM.docx
@@ -1,6 +1,6 @@
 
 <file path=word/document.xml><?xml version="1.0" encoding="utf-8"?>
-<w:document xmlns:wpc="http://schemas.microsoft.com/office/word/2010/wordprocessingCanvas" xmlns:cx="http://schemas.microsoft.com/office/drawing/2014/chartex" xmlns:cx1="http://schemas.microsoft.com/office/drawing/2015/9/8/chartex" xmlns:cx2="http://schemas.microsoft.com/office/drawing/2015/10/21/chartex" xmlns:cx3="http://schemas.microsoft.com/office/drawing/2016/5/9/chartex" xmlns:cx4="http://schemas.microsoft.com/office/drawing/2016/5/10/chartex" xmlns:cx5="http://schemas.microsoft.com/office/drawing/2016/5/11/chartex" xmlns:cx6="http://schemas.microsoft.com/office/drawing/2016/5/12/chartex" xmlns:cx7="http://schemas.microsoft.com/office/drawing/2016/5/13/chartex" xmlns:cx8="http://schemas.microsoft.com/office/drawing/2016/5/14/chartex" xmlns:mc="http://schemas.openxmlformats.org/markup-compatibility/2006" xmlns:aink="http://schemas.microsoft.com/office/drawing/2016/ink" xmlns:am3d="http://schemas.microsoft.com/office/drawing/2017/model3d" xmlns:o="urn:schemas-microsoft-com:office:office" xmlns:r="http://schemas.openxmlformats.org/officeDocument/2006/relationships" xmlns:m="http://schemas.openxmlformats.org/officeDocument/2006/math" xmlns:v="urn:schemas-microsoft-com:vml" xmlns:wp14="http://schemas.microsoft.com/office/word/2010/wordprocessingDrawing" xmlns:wp="http://schemas.openxmlformats.org/drawingml/2006/wordprocessingDrawing" xmlns:w10="urn:schemas-microsoft-com:office:word" xmlns:w="http://schemas.openxmlformats.org/wordprocessingml/2006/main" xmlns:w14="http://schemas.microsoft.com/office/word/2010/wordml" xmlns:w15="http://schemas.microsoft.com/office/word/2012/wordml" xmlns:w16cex="http://schemas.microsoft.com/office/word/2018/wordml/cex" xmlns:w16cid="http://schemas.microsoft.com/office/word/2016/wordml/cid" xmlns:w16="http://schemas.microsoft.com/office/word/2018/wordml" xmlns:w16sdtdh="http://schemas.microsoft.com/office/word/2020/wordml/sdtdatahash" xmlns:w16se="http://schemas.microsoft.com/office/word/2015/wordml/symex" xmlns:wpg="http://schemas.microsoft.com/office/word/2010/wordprocessingGroup" xmlns:wpi="http://schemas.microsoft.com/office/word/2010/wordprocessingInk" xmlns:wne="http://schemas.microsoft.com/office/word/2006/wordml" xmlns:wps="http://schemas.microsoft.com/office/word/2010/wordprocessingShape" mc:Ignorable="w14 w15 w16se w16cid w16 w16cex w16sdtdh wp14">
+<w:document xmlns:wpc="http://schemas.microsoft.com/office/word/2010/wordprocessingCanvas" xmlns:cx="http://schemas.microsoft.com/office/drawing/2014/chartex" xmlns:cx1="http://schemas.microsoft.com/office/drawing/2015/9/8/chartex" xmlns:cx2="http://schemas.microsoft.com/office/drawing/2015/10/21/chartex" xmlns:cx3="http://schemas.microsoft.com/office/drawing/2016/5/9/chartex" xmlns:cx4="http://schemas.microsoft.com/office/drawing/2016/5/10/chartex" xmlns:cx5="http://schemas.microsoft.com/office/drawing/2016/5/11/chartex" xmlns:cx6="http://schemas.microsoft.com/office/drawing/2016/5/12/chartex" xmlns:cx7="http://schemas.microsoft.com/office/drawing/2016/5/13/chartex" xmlns:cx8="http://schemas.microsoft.com/office/drawing/2016/5/14/chartex" xmlns:mc="http://schemas.openxmlformats.org/markup-compatibility/2006" xmlns:aink="http://schemas.microsoft.com/office/drawing/2016/ink" xmlns:am3d="http://schemas.microsoft.com/office/drawing/2017/model3d" xmlns:o="urn:schemas-microsoft-com:office:office" xmlns:oel="http://schemas.microsoft.com/office/2019/extlst" xmlns:r="http://schemas.openxmlformats.org/officeDocument/2006/relationships" xmlns:m="http://schemas.openxmlformats.org/officeDocument/2006/math" xmlns:v="urn:schemas-microsoft-com:vml" xmlns:wp14="http://schemas.microsoft.com/office/word/2010/wordprocessingDrawing" xmlns:wp="http://schemas.openxmlformats.org/drawingml/2006/wordprocessingDrawing" xmlns:w10="urn:schemas-microsoft-com:office:word" xmlns:w="http://schemas.openxmlformats.org/wordprocessingml/2006/main" xmlns:w14="http://schemas.microsoft.com/office/word/2010/wordml" xmlns:w15="http://schemas.microsoft.com/office/word/2012/wordml" xmlns:w16cex="http://schemas.microsoft.com/office/word/2018/wordml/cex" xmlns:w16cid="http://schemas.microsoft.com/office/word/2016/wordml/cid" xmlns:w16="http://schemas.microsoft.com/office/word/2018/wordml" xmlns:w16du="http://schemas.microsoft.com/office/word/2023/wordml/word16du" xmlns:w16sdtdh="http://schemas.microsoft.com/office/word/2020/wordml/sdtdatahash" xmlns:w16sdtfl="http://schemas.microsoft.com/office/word/2024/wordml/sdtformatlock" xmlns:w16se="http://schemas.microsoft.com/office/word/2015/wordml/symex" xmlns:wpg="http://schemas.microsoft.com/office/word/2010/wordprocessingGroup" xmlns:wpi="http://schemas.microsoft.com/office/word/2010/wordprocessingInk" xmlns:wne="http://schemas.microsoft.com/office/word/2006/wordml" xmlns:wps="http://schemas.microsoft.com/office/word/2010/wordprocessingShape" mc:Ignorable="w14 w15 w16se w16cid w16 w16cex w16sdtdh w16sdtfl w16du wp14">
   <w:body>
     <w:p>
       <w:pPr>
@@ -198,51 +198,7 @@
           <w:sz w:val="20"/>
           <w:szCs w:val="20"/>
         </w:rPr>
-        <w:t xml:space="preserve"> </w:t>
-      </w:r>
-      <w:proofErr w:type="gramStart"/>
-      <w:r>
-        <w:rPr>
-          <w:rFonts w:ascii="Verdana" w:hAnsi="Verdana" w:cstheme="minorHAnsi"/>
-          <w:i/>
-          <w:iCs/>
-          <w:sz w:val="20"/>
-          <w:szCs w:val="20"/>
-        </w:rPr>
-        <w:t>Affiliates(</w:t>
-      </w:r>
-      <w:proofErr w:type="gramEnd"/>
-      <w:r>
-        <w:rPr>
-          <w:rFonts w:ascii="Verdana" w:hAnsi="Verdana" w:cstheme="minorHAnsi"/>
-          <w:i/>
-          <w:iCs/>
-          <w:sz w:val="20"/>
-          <w:szCs w:val="20"/>
-        </w:rPr>
-        <w:t xml:space="preserve">or a third party agent appointed by the Company) to contact any former employers as indicated above and carry out all Background Checks not restricted to education and employment before and during the period of employment. I authorize former employers, agencies, educational institutes etc. to release any information pertaining to my employment/education or any such information as may be needed to conclude the </w:t>
-      </w:r>
-      <w:proofErr w:type="gramStart"/>
-      <w:r>
-        <w:rPr>
-          <w:rFonts w:ascii="Verdana" w:hAnsi="Verdana" w:cstheme="minorHAnsi"/>
-          <w:i/>
-          <w:iCs/>
-          <w:sz w:val="20"/>
-          <w:szCs w:val="20"/>
-        </w:rPr>
-        <w:t>back ground</w:t>
-      </w:r>
-      <w:proofErr w:type="gramEnd"/>
-      <w:r>
-        <w:rPr>
-          <w:rFonts w:ascii="Verdana" w:hAnsi="Verdana" w:cstheme="minorHAnsi"/>
-          <w:i/>
-          <w:iCs/>
-          <w:sz w:val="20"/>
-          <w:szCs w:val="20"/>
-        </w:rPr>
-        <w:t xml:space="preserve"> check and I release them from any liability in doing so. </w:t>
+        <w:t xml:space="preserve"> Affiliates(or a third party agent appointed by the Company) to contact any former employers as indicated above and carry out all Background Checks not restricted to education and employment before and during the period of employment. I authorize former employers, agencies, educational institutes etc. to release any information pertaining to my employment/education or any such information as may be needed to conclude the back ground check and I release them from any liability in doing so. </w:t>
       </w:r>
     </w:p>
     <w:p>
@@ -409,6 +365,20 @@
         </w:rPr>
         <w:tab/>
       </w:r>
+      <w:r>
+        <w:rPr>
+          <w:rFonts w:ascii="Verdana" w:hAnsi="Verdana"/>
+          <w:b w:val="0"/>
+          <w:bCs w:val="0"/>
+          <w:i/>
+          <w:iCs/>
+          <w:kern w:val="0"/>
+          <w:sz w:val="20"/>
+          <w:szCs w:val="20"/>
+          <w:u w:val="none"/>
+        </w:rPr>
+        <w:t>Ramkrishna Yadav</w:t>
+      </w:r>
     </w:p>
     <w:p>
       <w:pPr>
@@ -507,7 +477,7 @@
           <w:szCs w:val="20"/>
           <w:u w:val="none"/>
         </w:rPr>
-        <w:t>Name of the employee:</w:t>
+        <w:t>Ramkrishna yadav</w:t>
       </w:r>
     </w:p>
     <w:p>
@@ -527,6 +497,20 @@
           <w:u w:val="none"/>
         </w:rPr>
       </w:pPr>
+      <w:r>
+        <w:rPr>
+          <w:rFonts w:ascii="Verdana" w:hAnsi="Verdana"/>
+          <w:b w:val="0"/>
+          <w:bCs w:val="0"/>
+          <w:i/>
+          <w:iCs/>
+          <w:kern w:val="0"/>
+          <w:sz w:val="20"/>
+          <w:szCs w:val="20"/>
+          <w:u w:val="none"/>
+        </w:rPr>
+        <w:t>Name of the employee:</w:t>
+      </w:r>
     </w:p>
     <w:p>
       <w:pPr>
@@ -545,6 +529,24 @@
           <w:u w:val="none"/>
         </w:rPr>
       </w:pPr>
+    </w:p>
+    <w:p>
+      <w:pPr>
+        <w:pStyle w:val="Heading1"/>
+        <w:ind w:firstLine="0"/>
+        <w:jc w:val="left"/>
+        <w:rPr>
+          <w:rFonts w:ascii="Verdana" w:hAnsi="Verdana"/>
+          <w:b w:val="0"/>
+          <w:bCs w:val="0"/>
+          <w:i/>
+          <w:iCs/>
+          <w:kern w:val="0"/>
+          <w:sz w:val="20"/>
+          <w:szCs w:val="20"/>
+          <w:u w:val="none"/>
+        </w:rPr>
+      </w:pPr>
       <w:r>
         <w:rPr>
           <w:rFonts w:ascii="Verdana" w:hAnsi="Verdana"/>
@@ -572,6 +574,20 @@
           <w:u w:val="none"/>
         </w:rPr>
         <w:t>:</w:t>
+      </w:r>
+      <w:r>
+        <w:rPr>
+          <w:rFonts w:ascii="Verdana" w:hAnsi="Verdana"/>
+          <w:b w:val="0"/>
+          <w:bCs w:val="0"/>
+          <w:i/>
+          <w:iCs/>
+          <w:kern w:val="0"/>
+          <w:sz w:val="20"/>
+          <w:szCs w:val="20"/>
+          <w:u w:val="none"/>
+        </w:rPr>
+        <w:t xml:space="preserve"> 24/02/1995</w:t>
       </w:r>
     </w:p>
     <w:p>
@@ -596,7 +612,7 @@
 </file>
 
 <file path=word/endnotes.xml><?xml version="1.0" encoding="utf-8"?>
-<w:endnotes xmlns:wpc="http://schemas.microsoft.com/office/word/2010/wordprocessingCanvas" xmlns:cx="http://schemas.microsoft.com/office/drawing/2014/chartex" xmlns:cx1="http://schemas.microsoft.com/office/drawing/2015/9/8/chartex" xmlns:cx2="http://schemas.microsoft.com/office/drawing/2015/10/21/chartex" xmlns:cx3="http://schemas.microsoft.com/office/drawing/2016/5/9/chartex" xmlns:cx4="http://schemas.microsoft.com/office/drawing/2016/5/10/chartex" xmlns:cx5="http://schemas.microsoft.com/office/drawing/2016/5/11/chartex" xmlns:cx6="http://schemas.microsoft.com/office/drawing/2016/5/12/chartex" xmlns:cx7="http://schemas.microsoft.com/office/drawing/2016/5/13/chartex" xmlns:cx8="http://schemas.microsoft.com/office/drawing/2016/5/14/chartex" xmlns:mc="http://schemas.openxmlformats.org/markup-compatibility/2006" xmlns:aink="http://schemas.microsoft.com/office/drawing/2016/ink" xmlns:am3d="http://schemas.microsoft.com/office/drawing/2017/model3d" xmlns:o="urn:schemas-microsoft-com:office:office" xmlns:r="http://schemas.openxmlformats.org/officeDocument/2006/relationships" xmlns:m="http://schemas.openxmlformats.org/officeDocument/2006/math" xmlns:v="urn:schemas-microsoft-com:vml" xmlns:wp14="http://schemas.microsoft.com/office/word/2010/wordprocessingDrawing" xmlns:wp="http://schemas.openxmlformats.org/drawingml/2006/wordprocessingDrawing" xmlns:w10="urn:schemas-microsoft-com:office:word" xmlns:w="http://schemas.openxmlformats.org/wordprocessingml/2006/main" xmlns:w14="http://schemas.microsoft.com/office/word/2010/wordml" xmlns:w15="http://schemas.microsoft.com/office/word/2012/wordml" xmlns:w16cex="http://schemas.microsoft.com/office/word/2018/wordml/cex" xmlns:w16cid="http://schemas.microsoft.com/office/word/2016/wordml/cid" xmlns:w16="http://schemas.microsoft.com/office/word/2018/wordml" xmlns:w16sdtdh="http://schemas.microsoft.com/office/word/2020/wordml/sdtdatahash" xmlns:w16se="http://schemas.microsoft.com/office/word/2015/wordml/symex" xmlns:wpg="http://schemas.microsoft.com/office/word/2010/wordprocessingGroup" xmlns:wpi="http://schemas.microsoft.com/office/word/2010/wordprocessingInk" xmlns:wne="http://schemas.microsoft.com/office/word/2006/wordml" xmlns:wps="http://schemas.microsoft.com/office/word/2010/wordprocessingShape" mc:Ignorable="w14 w15 w16se w16cid w16 w16cex w16sdtdh wp14">
+<w:endnotes xmlns:wpc="http://schemas.microsoft.com/office/word/2010/wordprocessingCanvas" xmlns:cx="http://schemas.microsoft.com/office/drawing/2014/chartex" xmlns:cx1="http://schemas.microsoft.com/office/drawing/2015/9/8/chartex" xmlns:cx2="http://schemas.microsoft.com/office/drawing/2015/10/21/chartex" xmlns:cx3="http://schemas.microsoft.com/office/drawing/2016/5/9/chartex" xmlns:cx4="http://schemas.microsoft.com/office/drawing/2016/5/10/chartex" xmlns:cx5="http://schemas.microsoft.com/office/drawing/2016/5/11/chartex" xmlns:cx6="http://schemas.microsoft.com/office/drawing/2016/5/12/chartex" xmlns:cx7="http://schemas.microsoft.com/office/drawing/2016/5/13/chartex" xmlns:cx8="http://schemas.microsoft.com/office/drawing/2016/5/14/chartex" xmlns:mc="http://schemas.openxmlformats.org/markup-compatibility/2006" xmlns:aink="http://schemas.microsoft.com/office/drawing/2016/ink" xmlns:am3d="http://schemas.microsoft.com/office/drawing/2017/model3d" xmlns:o="urn:schemas-microsoft-com:office:office" xmlns:oel="http://schemas.microsoft.com/office/2019/extlst" xmlns:r="http://schemas.openxmlformats.org/officeDocument/2006/relationships" xmlns:m="http://schemas.openxmlformats.org/officeDocument/2006/math" xmlns:v="urn:schemas-microsoft-com:vml" xmlns:wp14="http://schemas.microsoft.com/office/word/2010/wordprocessingDrawing" xmlns:wp="http://schemas.openxmlformats.org/drawingml/2006/wordprocessingDrawing" xmlns:w10="urn:schemas-microsoft-com:office:word" xmlns:w="http://schemas.openxmlformats.org/wordprocessingml/2006/main" xmlns:w14="http://schemas.microsoft.com/office/word/2010/wordml" xmlns:w15="http://schemas.microsoft.com/office/word/2012/wordml" xmlns:w16cex="http://schemas.microsoft.com/office/word/2018/wordml/cex" xmlns:w16cid="http://schemas.microsoft.com/office/word/2016/wordml/cid" xmlns:w16="http://schemas.microsoft.com/office/word/2018/wordml" xmlns:w16du="http://schemas.microsoft.com/office/word/2023/wordml/word16du" xmlns:w16sdtdh="http://schemas.microsoft.com/office/word/2020/wordml/sdtdatahash" xmlns:w16sdtfl="http://schemas.microsoft.com/office/word/2024/wordml/sdtformatlock" xmlns:w16se="http://schemas.microsoft.com/office/word/2015/wordml/symex" xmlns:wpg="http://schemas.microsoft.com/office/word/2010/wordprocessingGroup" xmlns:wpi="http://schemas.microsoft.com/office/word/2010/wordprocessingInk" xmlns:wne="http://schemas.microsoft.com/office/word/2006/wordml" xmlns:wps="http://schemas.microsoft.com/office/word/2010/wordprocessingShape" mc:Ignorable="w14 w15 w16se w16cid w16 w16cex w16sdtdh w16sdtfl w16du wp14">
   <w:endnote w:type="separator" w:id="-1">
     <w:p>
       <w:r>
@@ -615,7 +631,7 @@
 </file>
 
 <file path=word/footer1.xml><?xml version="1.0" encoding="utf-8"?>
-<w:ftr xmlns:wpc="http://schemas.microsoft.com/office/word/2010/wordprocessingCanvas" xmlns:cx="http://schemas.microsoft.com/office/drawing/2014/chartex" xmlns:cx1="http://schemas.microsoft.com/office/drawing/2015/9/8/chartex" xmlns:cx2="http://schemas.microsoft.com/office/drawing/2015/10/21/chartex" xmlns:cx3="http://schemas.microsoft.com/office/drawing/2016/5/9/chartex" xmlns:cx4="http://schemas.microsoft.com/office/drawing/2016/5/10/chartex" xmlns:cx5="http://schemas.microsoft.com/office/drawing/2016/5/11/chartex" xmlns:cx6="http://schemas.microsoft.com/office/drawing/2016/5/12/chartex" xmlns:cx7="http://schemas.microsoft.com/office/drawing/2016/5/13/chartex" xmlns:cx8="http://schemas.microsoft.com/office/drawing/2016/5/14/chartex" xmlns:mc="http://schemas.openxmlformats.org/markup-compatibility/2006" xmlns:aink="http://schemas.microsoft.com/office/drawing/2016/ink" xmlns:am3d="http://schemas.microsoft.com/office/drawing/2017/model3d" xmlns:o="urn:schemas-microsoft-com:office:office" xmlns:r="http://schemas.openxmlformats.org/officeDocument/2006/relationships" xmlns:m="http://schemas.openxmlformats.org/officeDocument/2006/math" xmlns:v="urn:schemas-microsoft-com:vml" xmlns:wp14="http://schemas.microsoft.com/office/word/2010/wordprocessingDrawing" xmlns:wp="http://schemas.openxmlformats.org/drawingml/2006/wordprocessingDrawing" xmlns:w10="urn:schemas-microsoft-com:office:word" xmlns:w="http://schemas.openxmlformats.org/wordprocessingml/2006/main" xmlns:w14="http://schemas.microsoft.com/office/word/2010/wordml" xmlns:w15="http://schemas.microsoft.com/office/word/2012/wordml" xmlns:w16cex="http://schemas.microsoft.com/office/word/2018/wordml/cex" xmlns:w16cid="http://schemas.microsoft.com/office/word/2016/wordml/cid" xmlns:w16="http://schemas.microsoft.com/office/word/2018/wordml" xmlns:w16sdtdh="http://schemas.microsoft.com/office/word/2020/wordml/sdtdatahash" xmlns:w16se="http://schemas.microsoft.com/office/word/2015/wordml/symex" xmlns:wpg="http://schemas.microsoft.com/office/word/2010/wordprocessingGroup" xmlns:wpi="http://schemas.microsoft.com/office/word/2010/wordprocessingInk" xmlns:wne="http://schemas.microsoft.com/office/word/2006/wordml" xmlns:wps="http://schemas.microsoft.com/office/word/2010/wordprocessingShape" mc:Ignorable="w14 w15 w16se w16cid w16 w16cex w16sdtdh wp14">
+<w:ftr xmlns:wpc="http://schemas.microsoft.com/office/word/2010/wordprocessingCanvas" xmlns:cx="http://schemas.microsoft.com/office/drawing/2014/chartex" xmlns:cx1="http://schemas.microsoft.com/office/drawing/2015/9/8/chartex" xmlns:cx2="http://schemas.microsoft.com/office/drawing/2015/10/21/chartex" xmlns:cx3="http://schemas.microsoft.com/office/drawing/2016/5/9/chartex" xmlns:cx4="http://schemas.microsoft.com/office/drawing/2016/5/10/chartex" xmlns:cx5="http://schemas.microsoft.com/office/drawing/2016/5/11/chartex" xmlns:cx6="http://schemas.microsoft.com/office/drawing/2016/5/12/chartex" xmlns:cx7="http://schemas.microsoft.com/office/drawing/2016/5/13/chartex" xmlns:cx8="http://schemas.microsoft.com/office/drawing/2016/5/14/chartex" xmlns:mc="http://schemas.openxmlformats.org/markup-compatibility/2006" xmlns:aink="http://schemas.microsoft.com/office/drawing/2016/ink" xmlns:am3d="http://schemas.microsoft.com/office/drawing/2017/model3d" xmlns:o="urn:schemas-microsoft-com:office:office" xmlns:oel="http://schemas.microsoft.com/office/2019/extlst" xmlns:r="http://schemas.openxmlformats.org/officeDocument/2006/relationships" xmlns:m="http://schemas.openxmlformats.org/officeDocument/2006/math" xmlns:v="urn:schemas-microsoft-com:vml" xmlns:wp14="http://schemas.microsoft.com/office/word/2010/wordprocessingDrawing" xmlns:wp="http://schemas.openxmlformats.org/drawingml/2006/wordprocessingDrawing" xmlns:w10="urn:schemas-microsoft-com:office:word" xmlns:w="http://schemas.openxmlformats.org/wordprocessingml/2006/main" xmlns:w14="http://schemas.microsoft.com/office/word/2010/wordml" xmlns:w15="http://schemas.microsoft.com/office/word/2012/wordml" xmlns:w16cex="http://schemas.microsoft.com/office/word/2018/wordml/cex" xmlns:w16cid="http://schemas.microsoft.com/office/word/2016/wordml/cid" xmlns:w16="http://schemas.microsoft.com/office/word/2018/wordml" xmlns:w16du="http://schemas.microsoft.com/office/word/2023/wordml/word16du" xmlns:w16sdtdh="http://schemas.microsoft.com/office/word/2020/wordml/sdtdatahash" xmlns:w16sdtfl="http://schemas.microsoft.com/office/word/2024/wordml/sdtformatlock" xmlns:w16se="http://schemas.microsoft.com/office/word/2015/wordml/symex" xmlns:wpg="http://schemas.microsoft.com/office/word/2010/wordprocessingGroup" xmlns:wpi="http://schemas.microsoft.com/office/word/2010/wordprocessingInk" xmlns:wne="http://schemas.microsoft.com/office/word/2006/wordml" xmlns:wps="http://schemas.microsoft.com/office/word/2010/wordprocessingShape" mc:Ignorable="w14 w15 w16se w16cid w16 w16cex w16sdtdh w16sdtfl w16du wp14">
   <w:sdt>
     <w:sdtPr>
       <w:id w:val="-1121921129"/>
@@ -668,7 +684,7 @@
 </file>
 
 <file path=word/footnotes.xml><?xml version="1.0" encoding="utf-8"?>
-<w:footnotes xmlns:wpc="http://schemas.microsoft.com/office/word/2010/wordprocessingCanvas" xmlns:cx="http://schemas.microsoft.com/office/drawing/2014/chartex" xmlns:cx1="http://schemas.microsoft.com/office/drawing/2015/9/8/chartex" xmlns:cx2="http://schemas.microsoft.com/office/drawing/2015/10/21/chartex" xmlns:cx3="http://schemas.microsoft.com/office/drawing/2016/5/9/chartex" xmlns:cx4="http://schemas.microsoft.com/office/drawing/2016/5/10/chartex" xmlns:cx5="http://schemas.microsoft.com/office/drawing/2016/5/11/chartex" xmlns:cx6="http://schemas.microsoft.com/office/drawing/2016/5/12/chartex" xmlns:cx7="http://schemas.microsoft.com/office/drawing/2016/5/13/chartex" xmlns:cx8="http://schemas.microsoft.com/office/drawing/2016/5/14/chartex" xmlns:mc="http://schemas.openxmlformats.org/markup-compatibility/2006" xmlns:aink="http://schemas.microsoft.com/office/drawing/2016/ink" xmlns:am3d="http://schemas.microsoft.com/office/drawing/2017/model3d" xmlns:o="urn:schemas-microsoft-com:office:office" xmlns:r="http://schemas.openxmlformats.org/officeDocument/2006/relationships" xmlns:m="http://schemas.openxmlformats.org/officeDocument/2006/math" xmlns:v="urn:schemas-microsoft-com:vml" xmlns:wp14="http://schemas.microsoft.com/office/word/2010/wordprocessingDrawing" xmlns:wp="http://schemas.openxmlformats.org/drawingml/2006/wordprocessingDrawing" xmlns:w10="urn:schemas-microsoft-com:office:word" xmlns:w="http://schemas.openxmlformats.org/wordprocessingml/2006/main" xmlns:w14="http://schemas.microsoft.com/office/word/2010/wordml" xmlns:w15="http://schemas.microsoft.com/office/word/2012/wordml" xmlns:w16cex="http://schemas.microsoft.com/office/word/2018/wordml/cex" xmlns:w16cid="http://schemas.microsoft.com/office/word/2016/wordml/cid" xmlns:w16="http://schemas.microsoft.com/office/word/2018/wordml" xmlns:w16sdtdh="http://schemas.microsoft.com/office/word/2020/wordml/sdtdatahash" xmlns:w16se="http://schemas.microsoft.com/office/word/2015/wordml/symex" xmlns:wpg="http://schemas.microsoft.com/office/word/2010/wordprocessingGroup" xmlns:wpi="http://schemas.microsoft.com/office/word/2010/wordprocessingInk" xmlns:wne="http://schemas.microsoft.com/office/word/2006/wordml" xmlns:wps="http://schemas.microsoft.com/office/word/2010/wordprocessingShape" mc:Ignorable="w14 w15 w16se w16cid w16 w16cex w16sdtdh wp14">
+<w:footnotes xmlns:wpc="http://schemas.microsoft.com/office/word/2010/wordprocessingCanvas" xmlns:cx="http://schemas.microsoft.com/office/drawing/2014/chartex" xmlns:cx1="http://schemas.microsoft.com/office/drawing/2015/9/8/chartex" xmlns:cx2="http://schemas.microsoft.com/office/drawing/2015/10/21/chartex" xmlns:cx3="http://schemas.microsoft.com/office/drawing/2016/5/9/chartex" xmlns:cx4="http://schemas.microsoft.com/office/drawing/2016/5/10/chartex" xmlns:cx5="http://schemas.microsoft.com/office/drawing/2016/5/11/chartex" xmlns:cx6="http://schemas.microsoft.com/office/drawing/2016/5/12/chartex" xmlns:cx7="http://schemas.microsoft.com/office/drawing/2016/5/13/chartex" xmlns:cx8="http://schemas.microsoft.com/office/drawing/2016/5/14/chartex" xmlns:mc="http://schemas.openxmlformats.org/markup-compatibility/2006" xmlns:aink="http://schemas.microsoft.com/office/drawing/2016/ink" xmlns:am3d="http://schemas.microsoft.com/office/drawing/2017/model3d" xmlns:o="urn:schemas-microsoft-com:office:office" xmlns:oel="http://schemas.microsoft.com/office/2019/extlst" xmlns:r="http://schemas.openxmlformats.org/officeDocument/2006/relationships" xmlns:m="http://schemas.openxmlformats.org/officeDocument/2006/math" xmlns:v="urn:schemas-microsoft-com:vml" xmlns:wp14="http://schemas.microsoft.com/office/word/2010/wordprocessingDrawing" xmlns:wp="http://schemas.openxmlformats.org/drawingml/2006/wordprocessingDrawing" xmlns:w10="urn:schemas-microsoft-com:office:word" xmlns:w="http://schemas.openxmlformats.org/wordprocessingml/2006/main" xmlns:w14="http://schemas.microsoft.com/office/word/2010/wordml" xmlns:w15="http://schemas.microsoft.com/office/word/2012/wordml" xmlns:w16cex="http://schemas.microsoft.com/office/word/2018/wordml/cex" xmlns:w16cid="http://schemas.microsoft.com/office/word/2016/wordml/cid" xmlns:w16="http://schemas.microsoft.com/office/word/2018/wordml" xmlns:w16du="http://schemas.microsoft.com/office/word/2023/wordml/word16du" xmlns:w16sdtdh="http://schemas.microsoft.com/office/word/2020/wordml/sdtdatahash" xmlns:w16sdtfl="http://schemas.microsoft.com/office/word/2024/wordml/sdtformatlock" xmlns:w16se="http://schemas.microsoft.com/office/word/2015/wordml/symex" xmlns:wpg="http://schemas.microsoft.com/office/word/2010/wordprocessingGroup" xmlns:wpi="http://schemas.microsoft.com/office/word/2010/wordprocessingInk" xmlns:wne="http://schemas.microsoft.com/office/word/2006/wordml" xmlns:wps="http://schemas.microsoft.com/office/word/2010/wordprocessingShape" mc:Ignorable="w14 w15 w16se w16cid w16 w16cex w16sdtdh w16sdtfl w16du wp14">
   <w:footnote w:type="separator" w:id="-1">
     <w:p>
       <w:r>
@@ -687,7 +703,7 @@
 </file>
 
 <file path=word/header1.xml><?xml version="1.0" encoding="utf-8"?>
-<w:hdr xmlns:wpc="http://schemas.microsoft.com/office/word/2010/wordprocessingCanvas" xmlns:cx="http://schemas.microsoft.com/office/drawing/2014/chartex" xmlns:cx1="http://schemas.microsoft.com/office/drawing/2015/9/8/chartex" xmlns:cx2="http://schemas.microsoft.com/office/drawing/2015/10/21/chartex" xmlns:cx3="http://schemas.microsoft.com/office/drawing/2016/5/9/chartex" xmlns:cx4="http://schemas.microsoft.com/office/drawing/2016/5/10/chartex" xmlns:cx5="http://schemas.microsoft.com/office/drawing/2016/5/11/chartex" xmlns:cx6="http://schemas.microsoft.com/office/drawing/2016/5/12/chartex" xmlns:cx7="http://schemas.microsoft.com/office/drawing/2016/5/13/chartex" xmlns:cx8="http://schemas.microsoft.com/office/drawing/2016/5/14/chartex" xmlns:mc="http://schemas.openxmlformats.org/markup-compatibility/2006" xmlns:aink="http://schemas.microsoft.com/office/drawing/2016/ink" xmlns:am3d="http://schemas.microsoft.com/office/drawing/2017/model3d" xmlns:o="urn:schemas-microsoft-com:office:office" xmlns:r="http://schemas.openxmlformats.org/officeDocument/2006/relationships" xmlns:m="http://schemas.openxmlformats.org/officeDocument/2006/math" xmlns:v="urn:schemas-microsoft-com:vml" xmlns:wp14="http://schemas.microsoft.com/office/word/2010/wordprocessingDrawing" xmlns:wp="http://schemas.openxmlformats.org/drawingml/2006/wordprocessingDrawing" xmlns:w10="urn:schemas-microsoft-com:office:word" xmlns:w="http://schemas.openxmlformats.org/wordprocessingml/2006/main" xmlns:w14="http://schemas.microsoft.com/office/word/2010/wordml" xmlns:w15="http://schemas.microsoft.com/office/word/2012/wordml" xmlns:w16cex="http://schemas.microsoft.com/office/word/2018/wordml/cex" xmlns:w16cid="http://schemas.microsoft.com/office/word/2016/wordml/cid" xmlns:w16="http://schemas.microsoft.com/office/word/2018/wordml" xmlns:w16sdtdh="http://schemas.microsoft.com/office/word/2020/wordml/sdtdatahash" xmlns:w16se="http://schemas.microsoft.com/office/word/2015/wordml/symex" xmlns:wpg="http://schemas.microsoft.com/office/word/2010/wordprocessingGroup" xmlns:wpi="http://schemas.microsoft.com/office/word/2010/wordprocessingInk" xmlns:wne="http://schemas.microsoft.com/office/word/2006/wordml" xmlns:wps="http://schemas.microsoft.com/office/word/2010/wordprocessingShape" mc:Ignorable="w14 w15 w16se w16cid w16 w16cex w16sdtdh wp14">
+<w:hdr xmlns:wpc="http://schemas.microsoft.com/office/word/2010/wordprocessingCanvas" xmlns:cx="http://schemas.microsoft.com/office/drawing/2014/chartex" xmlns:cx1="http://schemas.microsoft.com/office/drawing/2015/9/8/chartex" xmlns:cx2="http://schemas.microsoft.com/office/drawing/2015/10/21/chartex" xmlns:cx3="http://schemas.microsoft.com/office/drawing/2016/5/9/chartex" xmlns:cx4="http://schemas.microsoft.com/office/drawing/2016/5/10/chartex" xmlns:cx5="http://schemas.microsoft.com/office/drawing/2016/5/11/chartex" xmlns:cx6="http://schemas.microsoft.com/office/drawing/2016/5/12/chartex" xmlns:cx7="http://schemas.microsoft.com/office/drawing/2016/5/13/chartex" xmlns:cx8="http://schemas.microsoft.com/office/drawing/2016/5/14/chartex" xmlns:mc="http://schemas.openxmlformats.org/markup-compatibility/2006" xmlns:aink="http://schemas.microsoft.com/office/drawing/2016/ink" xmlns:am3d="http://schemas.microsoft.com/office/drawing/2017/model3d" xmlns:o="urn:schemas-microsoft-com:office:office" xmlns:oel="http://schemas.microsoft.com/office/2019/extlst" xmlns:r="http://schemas.openxmlformats.org/officeDocument/2006/relationships" xmlns:m="http://schemas.openxmlformats.org/officeDocument/2006/math" xmlns:v="urn:schemas-microsoft-com:vml" xmlns:wp14="http://schemas.microsoft.com/office/word/2010/wordprocessingDrawing" xmlns:wp="http://schemas.openxmlformats.org/drawingml/2006/wordprocessingDrawing" xmlns:w10="urn:schemas-microsoft-com:office:word" xmlns:w="http://schemas.openxmlformats.org/wordprocessingml/2006/main" xmlns:w14="http://schemas.microsoft.com/office/word/2010/wordml" xmlns:w15="http://schemas.microsoft.com/office/word/2012/wordml" xmlns:w16cex="http://schemas.microsoft.com/office/word/2018/wordml/cex" xmlns:w16cid="http://schemas.microsoft.com/office/word/2016/wordml/cid" xmlns:w16="http://schemas.microsoft.com/office/word/2018/wordml" xmlns:w16du="http://schemas.microsoft.com/office/word/2023/wordml/word16du" xmlns:w16sdtdh="http://schemas.microsoft.com/office/word/2020/wordml/sdtdatahash" xmlns:w16sdtfl="http://schemas.microsoft.com/office/word/2024/wordml/sdtformatlock" xmlns:w16se="http://schemas.microsoft.com/office/word/2015/wordml/symex" xmlns:wpg="http://schemas.microsoft.com/office/word/2010/wordprocessingGroup" xmlns:wpi="http://schemas.microsoft.com/office/word/2010/wordprocessingInk" xmlns:wne="http://schemas.microsoft.com/office/word/2006/wordml" xmlns:wps="http://schemas.microsoft.com/office/word/2010/wordprocessingShape" mc:Ignorable="w14 w15 w16se w16cid w16 w16cex w16sdtdh w16sdtfl w16du wp14">
   <w:p>
     <w:pPr>
       <w:pStyle w:val="Header"/>
@@ -747,7 +763,7 @@
 </file>
 
 <file path=word/numbering.xml><?xml version="1.0" encoding="utf-8"?>
-<w:numbering xmlns:wpc="http://schemas.microsoft.com/office/word/2010/wordprocessingCanvas" xmlns:cx="http://schemas.microsoft.com/office/drawing/2014/chartex" xmlns:cx1="http://schemas.microsoft.com/office/drawing/2015/9/8/chartex" xmlns:cx2="http://schemas.microsoft.com/office/drawing/2015/10/21/chartex" xmlns:cx3="http://schemas.microsoft.com/office/drawing/2016/5/9/chartex" xmlns:cx4="http://schemas.microsoft.com/office/drawing/2016/5/10/chartex" xmlns:cx5="http://schemas.microsoft.com/office/drawing/2016/5/11/chartex" xmlns:cx6="http://schemas.microsoft.com/office/drawing/2016/5/12/chartex" xmlns:cx7="http://schemas.microsoft.com/office/drawing/2016/5/13/chartex" xmlns:cx8="http://schemas.microsoft.com/office/drawing/2016/5/14/chartex" xmlns:mc="http://schemas.openxmlformats.org/markup-compatibility/2006" xmlns:aink="http://schemas.microsoft.com/office/drawing/2016/ink" xmlns:am3d="http://schemas.microsoft.com/office/drawing/2017/model3d" xmlns:o="urn:schemas-microsoft-com:office:office" xmlns:r="http://schemas.openxmlformats.org/officeDocument/2006/relationships" xmlns:m="http://schemas.openxmlformats.org/officeDocument/2006/math" xmlns:v="urn:schemas-microsoft-com:vml" xmlns:wp14="http://schemas.microsoft.com/office/word/2010/wordprocessingDrawing" xmlns:wp="http://schemas.openxmlformats.org/drawingml/2006/wordprocessingDrawing" xmlns:w10="urn:schemas-microsoft-com:office:word" xmlns:w="http://schemas.openxmlformats.org/wordprocessingml/2006/main" xmlns:w14="http://schemas.microsoft.com/office/word/2010/wordml" xmlns:w15="http://schemas.microsoft.com/office/word/2012/wordml" xmlns:w16cex="http://schemas.microsoft.com/office/word/2018/wordml/cex" xmlns:w16cid="http://schemas.microsoft.com/office/word/2016/wordml/cid" xmlns:w16="http://schemas.microsoft.com/office/word/2018/wordml" xmlns:w16sdtdh="http://schemas.microsoft.com/office/word/2020/wordml/sdtdatahash" xmlns:w16se="http://schemas.microsoft.com/office/word/2015/wordml/symex" xmlns:wpg="http://schemas.microsoft.com/office/word/2010/wordprocessingGroup" xmlns:wpi="http://schemas.microsoft.com/office/word/2010/wordprocessingInk" xmlns:wne="http://schemas.microsoft.com/office/word/2006/wordml" xmlns:wps="http://schemas.microsoft.com/office/word/2010/wordprocessingShape" mc:Ignorable="w14 w15 w16se w16cid w16 w16cex w16sdtdh wp14">
+<w:numbering xmlns:wpc="http://schemas.microsoft.com/office/word/2010/wordprocessingCanvas" xmlns:cx="http://schemas.microsoft.com/office/drawing/2014/chartex" xmlns:cx1="http://schemas.microsoft.com/office/drawing/2015/9/8/chartex" xmlns:cx2="http://schemas.microsoft.com/office/drawing/2015/10/21/chartex" xmlns:cx3="http://schemas.microsoft.com/office/drawing/2016/5/9/chartex" xmlns:cx4="http://schemas.microsoft.com/office/drawing/2016/5/10/chartex" xmlns:cx5="http://schemas.microsoft.com/office/drawing/2016/5/11/chartex" xmlns:cx6="http://schemas.microsoft.com/office/drawing/2016/5/12/chartex" xmlns:cx7="http://schemas.microsoft.com/office/drawing/2016/5/13/chartex" xmlns:cx8="http://schemas.microsoft.com/office/drawing/2016/5/14/chartex" xmlns:mc="http://schemas.openxmlformats.org/markup-compatibility/2006" xmlns:aink="http://schemas.microsoft.com/office/drawing/2016/ink" xmlns:am3d="http://schemas.microsoft.com/office/drawing/2017/model3d" xmlns:o="urn:schemas-microsoft-com:office:office" xmlns:oel="http://schemas.microsoft.com/office/2019/extlst" xmlns:r="http://schemas.openxmlformats.org/officeDocument/2006/relationships" xmlns:m="http://schemas.openxmlformats.org/officeDocument/2006/math" xmlns:v="urn:schemas-microsoft-com:vml" xmlns:wp14="http://schemas.microsoft.com/office/word/2010/wordprocessingDrawing" xmlns:wp="http://schemas.openxmlformats.org/drawingml/2006/wordprocessingDrawing" xmlns:w10="urn:schemas-microsoft-com:office:word" xmlns:w="http://schemas.openxmlformats.org/wordprocessingml/2006/main" xmlns:w14="http://schemas.microsoft.com/office/word/2010/wordml" xmlns:w15="http://schemas.microsoft.com/office/word/2012/wordml" xmlns:w16cex="http://schemas.microsoft.com/office/word/2018/wordml/cex" xmlns:w16cid="http://schemas.microsoft.com/office/word/2016/wordml/cid" xmlns:w16="http://schemas.microsoft.com/office/word/2018/wordml" xmlns:w16du="http://schemas.microsoft.com/office/word/2023/wordml/word16du" xmlns:w16sdtdh="http://schemas.microsoft.com/office/word/2020/wordml/sdtdatahash" xmlns:w16sdtfl="http://schemas.microsoft.com/office/word/2024/wordml/sdtformatlock" xmlns:w16se="http://schemas.microsoft.com/office/word/2015/wordml/symex" xmlns:wpg="http://schemas.microsoft.com/office/word/2010/wordprocessingGroup" xmlns:wpi="http://schemas.microsoft.com/office/word/2010/wordprocessingInk" xmlns:wne="http://schemas.microsoft.com/office/word/2006/wordml" xmlns:wps="http://schemas.microsoft.com/office/word/2010/wordprocessingShape" mc:Ignorable="w14 w15 w16se w16cid w16 w16cex w16sdtdh w16sdtfl w16du wp14">
   <w:abstractNum w:abstractNumId="0" w15:restartNumberingAfterBreak="0">
     <w:nsid w:val="15D83AA1"/>
     <w:multiLevelType w:val="hybridMultilevel"/>
@@ -1432,7 +1448,7 @@
       </w:rPr>
     </w:lvl>
   </w:abstractNum>
-  <w:num w:numId="1">
+  <w:num w:numId="1" w16cid:durableId="1472557123">
     <w:abstractNumId w:val="1"/>
     <w:lvlOverride w:ilvl="0"/>
     <w:lvlOverride w:ilvl="1">
@@ -1460,32 +1476,32 @@
       <w:startOverride w:val="1"/>
     </w:lvlOverride>
   </w:num>
-  <w:num w:numId="2">
+  <w:num w:numId="2" w16cid:durableId="1294603729">
     <w:abstractNumId w:val="1"/>
   </w:num>
-  <w:num w:numId="3">
+  <w:num w:numId="3" w16cid:durableId="1813132342">
     <w:abstractNumId w:val="4"/>
   </w:num>
-  <w:num w:numId="4">
+  <w:num w:numId="4" w16cid:durableId="957757279">
     <w:abstractNumId w:val="2"/>
   </w:num>
-  <w:num w:numId="5">
+  <w:num w:numId="5" w16cid:durableId="844175904">
     <w:abstractNumId w:val="0"/>
   </w:num>
-  <w:num w:numId="6">
+  <w:num w:numId="6" w16cid:durableId="283121524">
     <w:abstractNumId w:val="3"/>
   </w:num>
-  <w:num w:numId="7">
+  <w:num w:numId="7" w16cid:durableId="907501676">
     <w:abstractNumId w:val="2"/>
   </w:num>
-  <w:num w:numId="8">
+  <w:num w:numId="8" w16cid:durableId="2130127058">
     <w:abstractNumId w:val="5"/>
   </w:num>
 </w:numbering>
 </file>
 
 <file path=word/styles.xml><?xml version="1.0" encoding="utf-8"?>
-<w:styles xmlns:mc="http://schemas.openxmlformats.org/markup-compatibility/2006" xmlns:r="http://schemas.openxmlformats.org/officeDocument/2006/relationships" xmlns:w="http://schemas.openxmlformats.org/wordprocessingml/2006/main" xmlns:w14="http://schemas.microsoft.com/office/word/2010/wordml" xmlns:w15="http://schemas.microsoft.com/office/word/2012/wordml" xmlns:w16cex="http://schemas.microsoft.com/office/word/2018/wordml/cex" xmlns:w16cid="http://schemas.microsoft.com/office/word/2016/wordml/cid" xmlns:w16="http://schemas.microsoft.com/office/word/2018/wordml" xmlns:w16sdtdh="http://schemas.microsoft.com/office/word/2020/wordml/sdtdatahash" xmlns:w16se="http://schemas.microsoft.com/office/word/2015/wordml/symex" mc:Ignorable="w14 w15 w16se w16cid w16 w16cex w16sdtdh">
+<w:styles xmlns:mc="http://schemas.openxmlformats.org/markup-compatibility/2006" xmlns:r="http://schemas.openxmlformats.org/officeDocument/2006/relationships" xmlns:w="http://schemas.openxmlformats.org/wordprocessingml/2006/main" xmlns:w14="http://schemas.microsoft.com/office/word/2010/wordml" xmlns:w15="http://schemas.microsoft.com/office/word/2012/wordml" xmlns:w16cex="http://schemas.microsoft.com/office/word/2018/wordml/cex" xmlns:w16cid="http://schemas.microsoft.com/office/word/2016/wordml/cid" xmlns:w16="http://schemas.microsoft.com/office/word/2018/wordml" xmlns:w16du="http://schemas.microsoft.com/office/word/2023/wordml/word16du" xmlns:w16sdtdh="http://schemas.microsoft.com/office/word/2020/wordml/sdtdatahash" xmlns:w16sdtfl="http://schemas.microsoft.com/office/word/2024/wordml/sdtformatlock" xmlns:w16se="http://schemas.microsoft.com/office/word/2015/wordml/symex" mc:Ignorable="w14 w15 w16se w16cid w16 w16cex w16sdtdh w16sdtfl w16du">
   <w:docDefaults>
     <w:rPrDefault>
       <w:rPr>
@@ -2373,19 +2389,6 @@
 </file>
 
 <file path=customXml/item1.xml><?xml version="1.0" encoding="utf-8"?>
-<b:Sources xmlns:b="http://schemas.openxmlformats.org/officeDocument/2006/bibliography" xmlns="http://schemas.openxmlformats.org/officeDocument/2006/bibliography" SelectedStyle="\APA.XSL" StyleName="APA Fifth Edition"/>
-</file>
-
-<file path=customXml/item2.xml><?xml version="1.0" encoding="utf-8"?>
-<?mso-contentType ?>
-<FormTemplates xmlns="http://schemas.microsoft.com/sharepoint/v3/contenttype/forms">
-  <Display>DocumentLibraryForm</Display>
-  <Edit>DocumentLibraryForm</Edit>
-  <New>DocumentLibraryForm</New>
-</FormTemplates>
-</file>
-
-<file path=customXml/item3.xml><?xml version="1.0" encoding="utf-8"?>
 <ct:contentTypeSchema xmlns:ct="http://schemas.microsoft.com/office/2006/metadata/contentType" xmlns:ma="http://schemas.microsoft.com/office/2006/metadata/properties/metaAttributes" ct:_="" ma:_="" ma:contentTypeName="Document" ma:contentTypeID="0x0101003B10D32F85722D4791D5B04FFA5B582F" ma:contentTypeVersion="9" ma:contentTypeDescription="Create a new document." ma:contentTypeScope="" ma:versionID="bedb2b1ae7838b4e0e6df7f28f60d2a1">
   <xsd:schema xmlns:xsd="http://www.w3.org/2001/XMLSchema" xmlns:xs="http://www.w3.org/2001/XMLSchema" xmlns:p="http://schemas.microsoft.com/office/2006/metadata/properties" xmlns:ns3="06e0c7ae-5a25-4c3b-9e78-7f7bfcda2e72" targetNamespace="http://schemas.microsoft.com/office/2006/metadata/properties" ma:root="true" ma:fieldsID="bd1ecc754a71814de22072efb8ddfcfe" ns3:_="">
     <xsd:import namespace="06e0c7ae-5a25-4c3b-9e78-7f7bfcda2e72"/>
@@ -2563,6 +2566,19 @@
 </ct:contentTypeSchema>
 </file>
 
+<file path=customXml/item2.xml><?xml version="1.0" encoding="utf-8"?>
+<?mso-contentType ?>
+<FormTemplates xmlns="http://schemas.microsoft.com/sharepoint/v3/contenttype/forms">
+  <Display>DocumentLibraryForm</Display>
+  <Edit>DocumentLibraryForm</Edit>
+  <New>DocumentLibraryForm</New>
+</FormTemplates>
+</file>
+
+<file path=customXml/item3.xml><?xml version="1.0" encoding="utf-8"?>
+<b:Sources xmlns:b="http://schemas.openxmlformats.org/officeDocument/2006/bibliography" xmlns="http://schemas.openxmlformats.org/officeDocument/2006/bibliography" SelectedStyle="\APA.XSL" StyleName="APA Fifth Edition"/>
+</file>
+
 <file path=customXml/item4.xml><?xml version="1.0" encoding="utf-8"?>
 <p:properties xmlns:p="http://schemas.microsoft.com/office/2006/metadata/properties" xmlns:xsi="http://www.w3.org/2001/XMLSchema-instance" xmlns:pc="http://schemas.microsoft.com/office/infopath/2007/PartnerControls">
   <documentManagement/>
@@ -2570,22 +2586,6 @@
 </file>
 
 <file path=customXml/itemProps1.xml><?xml version="1.0" encoding="utf-8"?>
-<ds:datastoreItem xmlns:ds="http://schemas.openxmlformats.org/officeDocument/2006/customXml" ds:itemID="{23796FFE-83F1-47C2-BACA-0D472C3E1CE3}">
-  <ds:schemaRefs>
-    <ds:schemaRef ds:uri="http://schemas.openxmlformats.org/officeDocument/2006/bibliography"/>
-  </ds:schemaRefs>
-</ds:datastoreItem>
-</file>
-
-<file path=customXml/itemProps2.xml><?xml version="1.0" encoding="utf-8"?>
-<ds:datastoreItem xmlns:ds="http://schemas.openxmlformats.org/officeDocument/2006/customXml" ds:itemID="{B011F055-28F0-4359-9ED7-21D23EFD83EA}">
-  <ds:schemaRefs>
-    <ds:schemaRef ds:uri="http://schemas.microsoft.com/sharepoint/v3/contenttype/forms"/>
-  </ds:schemaRefs>
-</ds:datastoreItem>
-</file>
-
-<file path=customXml/itemProps3.xml><?xml version="1.0" encoding="utf-8"?>
 <ds:datastoreItem xmlns:ds="http://schemas.openxmlformats.org/officeDocument/2006/customXml" ds:itemID="{A33A23C7-6565-4133-91B5-F8BE41CE23A1}">
   <ds:schemaRefs>
     <ds:schemaRef ds:uri="http://schemas.microsoft.com/office/2006/metadata/contentType"/>
@@ -2603,6 +2603,22 @@
 </ds:datastoreItem>
 </file>
 
+<file path=customXml/itemProps2.xml><?xml version="1.0" encoding="utf-8"?>
+<ds:datastoreItem xmlns:ds="http://schemas.openxmlformats.org/officeDocument/2006/customXml" ds:itemID="{B011F055-28F0-4359-9ED7-21D23EFD83EA}">
+  <ds:schemaRefs>
+    <ds:schemaRef ds:uri="http://schemas.microsoft.com/sharepoint/v3/contenttype/forms"/>
+  </ds:schemaRefs>
+</ds:datastoreItem>
+</file>
+
+<file path=customXml/itemProps3.xml><?xml version="1.0" encoding="utf-8"?>
+<ds:datastoreItem xmlns:ds="http://schemas.openxmlformats.org/officeDocument/2006/customXml" ds:itemID="{23796FFE-83F1-47C2-BACA-0D472C3E1CE3}">
+  <ds:schemaRefs>
+    <ds:schemaRef ds:uri="http://schemas.openxmlformats.org/officeDocument/2006/bibliography"/>
+  </ds:schemaRefs>
+</ds:datastoreItem>
+</file>
+
 <file path=customXml/itemProps4.xml><?xml version="1.0" encoding="utf-8"?>
 <ds:datastoreItem xmlns:ds="http://schemas.openxmlformats.org/officeDocument/2006/customXml" ds:itemID="{C02EC78B-AC99-494F-8D07-234643C10992}">
   <ds:schemaRefs>
